--- a/KHBD_Robotics/Lớp_5/Tuần_09/KHBD_Robotics_Lớp_5_Tiet08_Bai_5_ong_co_Dynamixel_hoat_ong_the_nao.docx
+++ b/KHBD_Robotics/Lớp_5/Tuần_09/KHBD_Robotics_Lớp_5_Tiet08_Bai_5_ong_co_Dynamixel_hoat_ong_the_nao.docx
@@ -377,14 +377,27 @@
       </w:pPr>
       <w:r>
         <w:rPr>
-          <w:rFonts w:ascii="Times New Roman" w:hAnsi="Times New Roman"/>
+          <w:rFonts w:ascii="Times New Roman" w:hAnsi="Times New Roman" w:cs="Times New Roman" w:eastAsia="Times New Roman"/>
           <w:b w:val="0"/>
           <w:i w:val="0"/>
           <w:sz w:val="26"/>
         </w:rPr>
-        <w:t>- Miền V. Giải quyết vấn đề (thành tố 5.3. Sử dụng sáng tạo công nghệ – Bậc 2): Kĩ năng vận hành thiết bị điều khiển thông minh, ứng dụng phần mềm nạp lập trình tự động. (Đạt được thông qua Hoạt động 2, Hoạt động 3)</w:t>
-        <w:br/>
-        <w:t>- Miền IV. An toàn (thành tố 4.1. Bảo vệ thiết bị – Bậc 2): Tuân thủ quy tắc an toàn thiết bị số và nguồn điện. (Đạt được thông qua Hoạt động 3)</w:t>
+        <w:t>- Miền V. Giải quyết vấn đề (thành tố 5.2. Xác định nhu cầu và giải pháp công nghệ – Bậc 2): Xác định được nhu cầu cá nhân; Nhận ra được các công cụ số đơn giản và các giải pháp công nghệ có thể để giải quyết những nhu cầu đó. (Đạt được thông qua Hoạt động 2, Hoạt động 3).</w:t>
+      </w:r>
+    </w:p>
+    <w:p>
+      <w:pPr>
+        <w:spacing w:line="276" w:lineRule="auto" w:after="60"/>
+        <w:ind w:left="850"/>
+        <w:jc w:val="left"/>
+      </w:pPr>
+      <w:r>
+        <w:rPr>
+          <w:rFonts w:ascii="Times New Roman" w:hAnsi="Times New Roman" w:cs="Times New Roman" w:eastAsia="Times New Roman"/>
+          <w:sz w:val="26"/>
+          <w:szCs w:val="26"/>
+        </w:rPr>
+        <w:t xml:space="preserve">- Miền III. Sáng tạo nội dung số (thành tố 3.4. Lập trình – Bậc 2): Liệt kê được các hướng dẫn đơn giản để hệ thống máy tính giải quyết một vấn đề đơn giản hoặc thực hiện một nhiệm vụ đơn giản. (Đạt được thông qua Hoạt động 3, Hoạt động 4).</w:t>
       </w:r>
     </w:p>
     <w:p>

--- a/KHBD_Robotics/Lớp_5/Tuần_09/KHBD_Robotics_Lớp_5_Tiet08_Bai_5_ong_co_Dynamixel_hoat_ong_the_nao.docx
+++ b/KHBD_Robotics/Lớp_5/Tuần_09/KHBD_Robotics_Lớp_5_Tiet08_Bai_5_ong_co_Dynamixel_hoat_ong_the_nao.docx
@@ -27,16 +27,16 @@
         <w:tblStyle w:val="a"/>
         <w:tblW w:w="9593" w:type="dxa"/>
         <w:tblInd w:w="0" w:type="dxa"/>
-        <w:tblBorders>
-          <w:top w:val="nil"/>
-          <w:left w:val="nil"/>
-          <w:bottom w:val="nil"/>
-          <w:right w:val="nil"/>
-          <w:insideH w:val="nil"/>
-          <w:insideV w:val="nil"/>
-        </w:tblBorders>
         <w:tblLayout w:type="fixed"/>
         <w:tblLook w:val="0400" w:firstRow="0" w:lastRow="0" w:firstColumn="0" w:lastColumn="0" w:noHBand="0" w:noVBand="1"/>
+        <w:tblBorders>
+          <w:top w:val="none" w:sz="0" w:space="0" w:color="auto"/>
+          <w:left w:val="none" w:sz="0" w:space="0" w:color="auto"/>
+          <w:bottom w:val="none" w:sz="0" w:space="0" w:color="auto"/>
+          <w:right w:val="none" w:sz="0" w:space="0" w:color="auto"/>
+          <w:insideH w:val="none" w:sz="0" w:space="0" w:color="auto"/>
+          <w:insideV w:val="none" w:sz="0" w:space="0" w:color="auto"/>
+        </w:tblBorders>
       </w:tblPr>
       <w:tblGrid>
         <w:gridCol w:w="4787"/>
@@ -55,6 +55,7 @@
           </w:tcPr>
           <w:p>
             <w:pPr>
+              <w:spacing w:line="276" w:lineRule="auto" w:after="40" w:before="0"/>
               <w:jc w:val="left"/>
               <w:rPr>
                 <w:rFonts w:ascii="Times New Roman" w:eastAsia="Times New Roman" w:hAnsi="Times New Roman" w:cs="Times New Roman"/>
@@ -62,16 +63,15 @@
                 <w:szCs w:val="26"/>
               </w:rPr>
             </w:pPr>
-            <w:r>
-              <w:rPr>
-                <w:rFonts w:ascii="Times New Roman" w:hAnsi="Times New Roman"/>
-                <w:b/>
-                <w:i w:val="0"/>
-                <w:sz w:val="24"/>
-              </w:rPr>
-              <w:t>Trường: TH &amp; THCS UNIGO</w:t>
-              <w:br/>
-              <w:t>Tổ: Robotics</w:t>
+            <w:r/>
+            <w:r>
+              <w:rPr>
+                <w:rFonts w:ascii="Times New Roman" w:hAnsi="Times New Roman" w:cs="Times New Roman" w:eastAsia="Times New Roman"/>
+                <w:b/>
+                <w:i w:val="0"/>
+                <w:sz w:val="26"/>
+              </w:rPr>
+              <w:t>Trường: TH&amp;THCS UNIGO</w:t>
             </w:r>
           </w:p>
         </w:tc>
@@ -87,6 +87,7 @@
           </w:tcPr>
           <w:p>
             <w:pPr>
+              <w:spacing w:line="276" w:lineRule="auto" w:after="40" w:before="0"/>
               <w:jc w:val="left"/>
               <w:rPr>
                 <w:rFonts w:ascii="Times New Roman" w:eastAsia="Times New Roman" w:hAnsi="Times New Roman" w:cs="Times New Roman"/>
@@ -94,14 +95,15 @@
                 <w:szCs w:val="26"/>
               </w:rPr>
             </w:pPr>
-            <w:r>
-              <w:rPr>
-                <w:rFonts w:ascii="Times New Roman" w:hAnsi="Times New Roman"/>
-                <w:b/>
-                <w:i w:val="0"/>
-                <w:sz w:val="24"/>
-              </w:rPr>
-              <w:t>Họ tên giáo viên: Đậu Đình Nguyên</w:t>
+            <w:r/>
+            <w:r>
+              <w:rPr>
+                <w:rFonts w:ascii="Times New Roman" w:hAnsi="Times New Roman" w:cs="Times New Roman" w:eastAsia="Times New Roman"/>
+                <w:b/>
+                <w:i w:val="0"/>
+                <w:sz w:val="26"/>
+              </w:rPr>
+              <w:t>Ngày soạn: 26/09/2026</w:t>
             </w:r>
           </w:p>
         </w:tc>
@@ -119,6 +121,7 @@
           </w:tcPr>
           <w:p>
             <w:pPr>
+              <w:spacing w:line="276" w:lineRule="auto" w:after="40" w:before="0"/>
               <w:jc w:val="left"/>
               <w:rPr>
                 <w:rFonts w:ascii="Times New Roman" w:eastAsia="Times New Roman" w:hAnsi="Times New Roman" w:cs="Times New Roman"/>
@@ -126,14 +129,25 @@
                 <w:szCs w:val="26"/>
               </w:rPr>
             </w:pPr>
-            <w:r>
-              <w:rPr>
-                <w:rFonts w:ascii="Times New Roman" w:hAnsi="Times New Roman"/>
-                <w:b/>
-                <w:i w:val="0"/>
-                <w:sz w:val="24"/>
-              </w:rPr>
-              <w:t>Bộ môn: Robotics</w:t>
+            <w:r/>
+            <w:r>
+              <w:rPr>
+                <w:rFonts w:ascii="Times New Roman" w:hAnsi="Times New Roman" w:cs="Times New Roman" w:eastAsia="Times New Roman"/>
+                <w:b w:val="0"/>
+                <w:i w:val="0"/>
+                <w:sz w:val="26"/>
+              </w:rPr>
+              <w:t>GV: Đậu Đình Nguyên</w:t>
+              <w:br/>
+            </w:r>
+            <w:r>
+              <w:rPr>
+                <w:rFonts w:ascii="Times New Roman" w:hAnsi="Times New Roman" w:cs="Times New Roman" w:eastAsia="Times New Roman"/>
+                <w:b w:val="0"/>
+                <w:i w:val="0"/>
+                <w:sz w:val="26"/>
+              </w:rPr>
+              <w:t>Tổ: Tổ chuyên môn Tiểu học</w:t>
             </w:r>
           </w:p>
         </w:tc>
@@ -149,6 +163,7 @@
           </w:tcPr>
           <w:p>
             <w:pPr>
+              <w:spacing w:line="276" w:lineRule="auto" w:after="40" w:before="0"/>
               <w:jc w:val="left"/>
               <w:rPr>
                 <w:rFonts w:ascii="Times New Roman" w:eastAsia="Times New Roman" w:hAnsi="Times New Roman" w:cs="Times New Roman"/>
@@ -156,68 +171,25 @@
                 <w:szCs w:val="26"/>
               </w:rPr>
             </w:pPr>
-            <w:r>
-              <w:rPr>
-                <w:rFonts w:ascii="Times New Roman" w:hAnsi="Times New Roman"/>
-                <w:b/>
-                <w:i w:val="0"/>
-                <w:sz w:val="24"/>
-              </w:rPr>
-              <w:t>Ngày soạn: 01/09/2026   Ngày dạy: 05/09/2026</w:t>
+            <w:r/>
+            <w:r>
+              <w:rPr>
+                <w:rFonts w:ascii="Times New Roman" w:hAnsi="Times New Roman" w:cs="Times New Roman" w:eastAsia="Times New Roman"/>
+                <w:b w:val="0"/>
+                <w:i w:val="0"/>
+                <w:sz w:val="26"/>
+              </w:rPr>
+              <w:t>Ngày dạy: 29/09/2026</w:t>
               <w:br/>
-              <w:t>Lớp: 5</w:t>
-            </w:r>
-          </w:p>
-          <w:p>
-            <w:pPr>
-              <w:jc w:val="left"/>
-              <w:rPr>
-                <w:rFonts w:ascii="Times New Roman" w:eastAsia="Times New Roman" w:hAnsi="Times New Roman" w:cs="Times New Roman"/>
-                <w:color w:val="000000"/>
+            </w:r>
+            <w:r>
+              <w:rPr>
+                <w:rFonts w:ascii="Times New Roman" w:hAnsi="Times New Roman" w:cs="Times New Roman" w:eastAsia="Times New Roman"/>
+                <w:b w:val="0"/>
+                <w:i w:val="0"/>
                 <w:sz w:val="26"/>
-                <w:szCs w:val="26"/>
-              </w:rPr>
-            </w:pPr>
-            <w:r>
-              <w:rPr>
-                <w:rFonts w:ascii="Times New Roman" w:eastAsia="Times New Roman" w:hAnsi="Times New Roman" w:cs="Times New Roman"/>
-                <w:b/>
-                <w:i w:val="0"/>
-                <w:sz w:val="24"/>
-                <w:szCs w:val="26"/>
-              </w:rPr>
-              <w:t>Ngày dạy</w:t>
-            </w:r>
-            <w:r>
-              <w:rPr>
-                <w:rFonts w:ascii="Times New Roman" w:eastAsia="Times New Roman" w:hAnsi="Times New Roman" w:cs="Times New Roman"/>
-                <w:b/>
-                <w:i w:val="0"/>
-                <w:sz w:val="24"/>
-                <w:szCs w:val="26"/>
-              </w:rPr>
-              <w:t>:    /     /2026</w:t>
-            </w:r>
-          </w:p>
-          <w:p>
-            <w:pPr>
-              <w:jc w:val="left"/>
-              <w:rPr>
-                <w:rFonts w:ascii="Times New Roman" w:eastAsia="Times New Roman" w:hAnsi="Times New Roman" w:cs="Times New Roman"/>
-                <w:sz w:val="26"/>
-                <w:szCs w:val="26"/>
-              </w:rPr>
-            </w:pPr>
-            <w:r>
-              <w:rPr>
-                <w:rFonts w:ascii="Times New Roman" w:eastAsia="Times New Roman" w:hAnsi="Times New Roman" w:cs="Times New Roman"/>
-                <w:b/>
-                <w:i w:val="0"/>
-                <w:color w:val="000000"/>
-                <w:sz w:val="24"/>
-                <w:szCs w:val="26"/>
-              </w:rPr>
-              <w:t xml:space="preserve">Lớp: </w:t>
+              </w:rPr>
+              <w:t>Lớp: 5C1</w:t>
             </w:r>
           </w:p>
         </w:tc>
@@ -245,12 +217,12 @@
       </w:pPr>
       <w:r>
         <w:rPr>
-          <w:rFonts w:ascii="Times New Roman" w:hAnsi="Times New Roman"/>
+          <w:rFonts w:ascii="Times New Roman" w:hAnsi="Times New Roman" w:cs="Times New Roman" w:eastAsia="Times New Roman"/>
           <w:b/>
           <w:i w:val="0"/>
           <w:sz w:val="26"/>
         </w:rPr>
-        <w:t>MÔN HỌC: ROBOTICS 5 (BỘ KIT OLLO EXCEL 1)</w:t>
+        <w:t>MÔN HỌC: ROBOTICS 5C1 (BỘ KIT OLLO EXCEL 1)</w:t>
       </w:r>
     </w:p>
     <w:p>
@@ -3107,21 +3079,58 @@
         <w:jc w:val="left"/>
       </w:pPr>
     </w:p>
+    <w:p>
+      <w:pPr>
+        <w:spacing w:line="276" w:lineRule="auto" w:after="60"/>
+      </w:pPr>
+      <w:r>
+        <w:rPr>
+          <w:rFonts w:ascii="Times New Roman" w:hAnsi="Times New Roman" w:cs="Times New Roman" w:eastAsia="Times New Roman"/>
+          <w:sz w:val="26"/>
+          <w:b/>
+        </w:rPr>
+        <w:t>RÚT KINH NGHIỆM SAU BÀI DẠY:</w:t>
+      </w:r>
+    </w:p>
+    <w:p>
+      <w:pPr>
+        <w:spacing w:line="276" w:after="60"/>
+      </w:pPr>
+      <w:r>
+        <w:rPr>
+          <w:rFonts w:ascii="Times New Roman" w:hAnsi="Times New Roman" w:cs="Times New Roman" w:eastAsia="Times New Roman"/>
+          <w:sz w:val="26"/>
+        </w:rPr>
+        <w:t>...........................................................................................................................</w:t>
+      </w:r>
+    </w:p>
+    <w:p>
+      <w:pPr>
+        <w:spacing w:line="276" w:after="60"/>
+      </w:pPr>
+      <w:r>
+        <w:rPr>
+          <w:rFonts w:ascii="Times New Roman" w:hAnsi="Times New Roman" w:cs="Times New Roman" w:eastAsia="Times New Roman"/>
+          <w:sz w:val="26"/>
+        </w:rPr>
+        <w:t>...........................................................................................................................</w:t>
+      </w:r>
+    </w:p>
     <w:tbl>
       <w:tblPr>
         <w:tblStyle w:val="a1"/>
         <w:tblW w:w="9062" w:type="dxa"/>
         <w:tblInd w:w="0" w:type="dxa"/>
-        <w:tblBorders>
-          <w:top w:val="nil"/>
-          <w:left w:val="nil"/>
-          <w:bottom w:val="nil"/>
-          <w:right w:val="nil"/>
-          <w:insideH w:val="nil"/>
-          <w:insideV w:val="nil"/>
-        </w:tblBorders>
         <w:tblLayout w:type="fixed"/>
         <w:tblLook w:val="0000" w:firstRow="0" w:lastRow="0" w:firstColumn="0" w:lastColumn="0" w:noHBand="0" w:noVBand="0"/>
+        <w:tblBorders>
+          <w:top w:val="none" w:sz="0" w:space="0" w:color="auto"/>
+          <w:left w:val="none" w:sz="0" w:space="0" w:color="auto"/>
+          <w:bottom w:val="none" w:sz="0" w:space="0" w:color="auto"/>
+          <w:right w:val="none" w:sz="0" w:space="0" w:color="auto"/>
+          <w:insideH w:val="none" w:sz="0" w:space="0" w:color="auto"/>
+          <w:insideV w:val="none" w:sz="0" w:space="0" w:color="auto"/>
+        </w:tblBorders>
       </w:tblPr>
       <w:tblGrid>
         <w:gridCol w:w="3020"/>
@@ -3132,12 +3141,6 @@
         <w:tc>
           <w:tcPr>
             <w:tcW w:w="3020" w:type="dxa"/>
-            <w:tcBorders>
-              <w:top w:val="nil"/>
-              <w:left w:val="nil"/>
-              <w:bottom w:val="nil"/>
-              <w:right w:val="nil"/>
-            </w:tcBorders>
             <w:tcMar>
               <w:top w:w="0" w:type="dxa"/>
               <w:left w:w="108" w:type="dxa"/>
@@ -3147,30 +3150,28 @@
           </w:tcPr>
           <w:p>
             <w:pPr>
+              <w:spacing w:line="276" w:lineRule="auto" w:after="40" w:before="0"/>
               <w:jc w:val="center"/>
               <w:rPr>
                 <w:b/>
                 <w:bCs/>
               </w:rPr>
             </w:pPr>
-            <w:r>
-              <w:rPr>
-                <w:b/>
-                <w:bCs/>
-              </w:rPr>
-              <w:t>BAN GIÁM HIỆU</w:t>
+            <w:r/>
+            <w:r>
+              <w:rPr>
+                <w:rFonts w:ascii="Times New Roman" w:hAnsi="Times New Roman" w:cs="Times New Roman" w:eastAsia="Times New Roman"/>
+                <w:b/>
+                <w:i w:val="0"/>
+                <w:sz w:val="26"/>
+              </w:rPr>
+              <w:t>DUYỆT CỦA BGH</w:t>
             </w:r>
           </w:p>
         </w:tc>
         <w:tc>
           <w:tcPr>
             <w:tcW w:w="3021" w:type="dxa"/>
-            <w:tcBorders>
-              <w:top w:val="nil"/>
-              <w:left w:val="nil"/>
-              <w:bottom w:val="nil"/>
-              <w:right w:val="nil"/>
-            </w:tcBorders>
             <w:tcMar>
               <w:top w:w="0" w:type="dxa"/>
               <w:left w:w="108" w:type="dxa"/>
@@ -3180,30 +3181,28 @@
           </w:tcPr>
           <w:p>
             <w:pPr>
+              <w:spacing w:line="276" w:lineRule="auto" w:after="40" w:before="0"/>
               <w:jc w:val="center"/>
               <w:rPr>
                 <w:b/>
                 <w:bCs/>
               </w:rPr>
             </w:pPr>
-            <w:r>
-              <w:rPr>
-                <w:b/>
-                <w:bCs/>
-              </w:rPr>
-              <w:t>TỔ CHUYÊN MÔN</w:t>
+            <w:r/>
+            <w:r>
+              <w:rPr>
+                <w:rFonts w:ascii="Times New Roman" w:hAnsi="Times New Roman" w:cs="Times New Roman" w:eastAsia="Times New Roman"/>
+                <w:b/>
+                <w:i w:val="0"/>
+                <w:sz w:val="26"/>
+              </w:rPr>
+              <w:t>DUYỆT CỦA TỔ CM</w:t>
             </w:r>
           </w:p>
         </w:tc>
         <w:tc>
           <w:tcPr>
             <w:tcW w:w="3021" w:type="dxa"/>
-            <w:tcBorders>
-              <w:top w:val="nil"/>
-              <w:left w:val="nil"/>
-              <w:bottom w:val="nil"/>
-              <w:right w:val="nil"/>
-            </w:tcBorders>
             <w:tcMar>
               <w:top w:w="0" w:type="dxa"/>
               <w:left w:w="108" w:type="dxa"/>
@@ -3213,18 +3212,167 @@
           </w:tcPr>
           <w:p>
             <w:pPr>
+              <w:spacing w:line="276" w:lineRule="auto" w:after="40" w:before="0"/>
               <w:jc w:val="center"/>
               <w:rPr>
                 <w:b/>
                 <w:bCs/>
               </w:rPr>
             </w:pPr>
-            <w:r>
-              <w:rPr>
-                <w:b/>
-                <w:bCs/>
+            <w:r/>
+            <w:r>
+              <w:rPr>
+                <w:rFonts w:ascii="Times New Roman" w:hAnsi="Times New Roman" w:cs="Times New Roman" w:eastAsia="Times New Roman"/>
+                <w:b/>
+                <w:i w:val="0"/>
+                <w:sz w:val="26"/>
               </w:rPr>
               <w:t>NGƯỜI SOẠN</w:t>
+            </w:r>
+          </w:p>
+        </w:tc>
+      </w:tr>
+      <w:tr>
+        <w:tc>
+          <w:tcPr>
+            <w:tcW w:type="dxa" w:w="3020"/>
+          </w:tcPr>
+          <w:p>
+            <w:pPr>
+              <w:spacing w:line="276" w:lineRule="auto" w:after="40" w:before="0"/>
+              <w:jc w:val="center"/>
+            </w:pPr>
+            <w:r/>
+            <w:r>
+              <w:rPr>
+                <w:rFonts w:ascii="Times New Roman" w:hAnsi="Times New Roman" w:cs="Times New Roman" w:eastAsia="Times New Roman"/>
+                <w:b w:val="0"/>
+                <w:i/>
+                <w:sz w:val="26"/>
+              </w:rPr>
+              <w:t>(Ký, ghi rõ họ tên)</w:t>
+            </w:r>
+          </w:p>
+        </w:tc>
+        <w:tc>
+          <w:tcPr>
+            <w:tcW w:type="dxa" w:w="3021"/>
+          </w:tcPr>
+          <w:p>
+            <w:pPr>
+              <w:spacing w:line="276" w:lineRule="auto" w:after="40" w:before="0"/>
+              <w:jc w:val="center"/>
+            </w:pPr>
+            <w:r/>
+            <w:r>
+              <w:rPr>
+                <w:rFonts w:ascii="Times New Roman" w:hAnsi="Times New Roman" w:cs="Times New Roman" w:eastAsia="Times New Roman"/>
+                <w:b w:val="0"/>
+                <w:i/>
+                <w:sz w:val="26"/>
+              </w:rPr>
+              <w:t>(Ký, ghi rõ họ tên)</w:t>
+            </w:r>
+          </w:p>
+        </w:tc>
+        <w:tc>
+          <w:tcPr>
+            <w:tcW w:type="dxa" w:w="3021"/>
+          </w:tcPr>
+          <w:p>
+            <w:pPr>
+              <w:spacing w:line="276" w:lineRule="auto" w:after="40" w:before="0"/>
+              <w:jc w:val="center"/>
+            </w:pPr>
+            <w:r/>
+            <w:r>
+              <w:rPr>
+                <w:rFonts w:ascii="Times New Roman" w:hAnsi="Times New Roman" w:cs="Times New Roman" w:eastAsia="Times New Roman"/>
+                <w:b w:val="0"/>
+                <w:i/>
+                <w:sz w:val="26"/>
+              </w:rPr>
+              <w:t>(Ký, ghi rõ họ tên)</w:t>
+            </w:r>
+          </w:p>
+        </w:tc>
+      </w:tr>
+      <w:tr>
+        <w:tc>
+          <w:tcPr>
+            <w:tcW w:type="dxa" w:w="3020"/>
+          </w:tcPr>
+          <w:p>
+            <w:pPr>
+              <w:spacing w:line="276" w:lineRule="auto" w:after="40" w:before="0"/>
+              <w:jc w:val="center"/>
+            </w:pPr>
+            <w:r/>
+            <w:r>
+              <w:rPr>
+                <w:rFonts w:ascii="Times New Roman" w:hAnsi="Times New Roman" w:cs="Times New Roman" w:eastAsia="Times New Roman"/>
+                <w:b w:val="0"/>
+                <w:i w:val="0"/>
+                <w:sz w:val="26"/>
+              </w:rPr>
+              <w:br/>
+              <w:br/>
+              <w:br/>
+            </w:r>
+          </w:p>
+        </w:tc>
+        <w:tc>
+          <w:tcPr>
+            <w:tcW w:type="dxa" w:w="3021"/>
+          </w:tcPr>
+          <w:p>
+            <w:pPr>
+              <w:spacing w:line="276" w:lineRule="auto" w:after="40" w:before="0"/>
+              <w:jc w:val="center"/>
+            </w:pPr>
+            <w:r/>
+            <w:r>
+              <w:rPr>
+                <w:rFonts w:ascii="Times New Roman" w:hAnsi="Times New Roman" w:cs="Times New Roman" w:eastAsia="Times New Roman"/>
+                <w:b w:val="0"/>
+                <w:i w:val="0"/>
+                <w:sz w:val="26"/>
+              </w:rPr>
+              <w:br/>
+              <w:br/>
+              <w:br/>
+            </w:r>
+          </w:p>
+        </w:tc>
+        <w:tc>
+          <w:tcPr>
+            <w:tcW w:type="dxa" w:w="3021"/>
+          </w:tcPr>
+          <w:p>
+            <w:pPr>
+              <w:spacing w:line="276" w:lineRule="auto" w:after="40" w:before="0"/>
+              <w:jc w:val="center"/>
+            </w:pPr>
+            <w:r/>
+            <w:r>
+              <w:rPr>
+                <w:rFonts w:ascii="Times New Roman" w:hAnsi="Times New Roman" w:cs="Times New Roman" w:eastAsia="Times New Roman"/>
+                <w:b w:val="0"/>
+                <w:i w:val="0"/>
+                <w:sz w:val="26"/>
+              </w:rPr>
+              <w:br/>
+              <w:br/>
+              <w:br/>
+            </w:r>
+            <w:r>
+              <w:rPr>
+                <w:rFonts w:ascii="Times New Roman" w:hAnsi="Times New Roman" w:cs="Times New Roman" w:eastAsia="Times New Roman"/>
+                <w:b/>
+                <w:i w:val="0"/>
+                <w:sz w:val="26"/>
+              </w:rPr>
+              <w:t>Đậu Đình Nguyên</w:t>
             </w:r>
           </w:p>
         </w:tc>

--- a/KHBD_Robotics/Lớp_5/Tuần_09/KHBD_Robotics_Lớp_5_Tiet08_Bai_5_ong_co_Dynamixel_hoat_ong_the_nao.docx
+++ b/KHBD_Robotics/Lớp_5/Tuần_09/KHBD_Robotics_Lớp_5_Tiet08_Bai_5_ong_co_Dynamixel_hoat_ong_the_nao.docx
@@ -386,7 +386,7 @@
           <w:i w:val="0"/>
           <w:sz w:val="26"/>
         </w:rPr>
-        <w:t>- NLa (Sử dụng và quản lí các phương tiện ICT): Nhận biết tên gọi, hình dạng, chức năng các chi tiết bộ kit OLLO Excel 1. (Đạt được thông qua Hoạt động 2)</w:t>
+        <w:t>- NL4 (Đánh giá công nghệ): Quan sát, đo đạc thông số và đánh giá hiệu quả vận hành của mô hình robot Bài 5. Động cơ Dynamixel hoạt động thế nào? trong các điều kiện thử nghiệm khác nhau. (Đạt được thông qua Hoạt động 3, Hoạt động 4)</w:t>
       </w:r>
     </w:p>
     <w:p>
@@ -402,7 +402,7 @@
           <w:i w:val="0"/>
           <w:sz w:val="26"/>
         </w:rPr>
-        <w:t>- NLd (Ứng dụng ICT trong học và tự học): Thực hiện lắp ráp đúng quy trình mô hình Bài 5. Động cơ Dynamixel hoạt động thế nào?. (Đạt được thông qua Hoạt động 3)</w:t>
+        <w:t>- NL3 (Thiết kế kĩ thuật): Điều chỉnh kết cấu cơ khí và thông số điều khiển để tối ưu hóa khả năng hoạt động của robot. (Đạt được thông qua Hoạt động 3)</w:t>
       </w:r>
     </w:p>
     <w:p>
